--- a/klagomål/A 63185-2025 FSC-klagomål.docx
+++ b/klagomål/A 63185-2025 FSC-klagomål.docx
@@ -841,7 +841,7 @@
     <w:r>
       <w:tab/>
       <w:tab/>
-      <w:t>2026-09-14</w:t>
+      <w:t>2026-09-15</w:t>
       <w:br/>
       <w:br/>
     </w:r>

--- a/klagomål/A 63185-2025 FSC-klagomål.docx
+++ b/klagomål/A 63185-2025 FSC-klagomål.docx
@@ -841,7 +841,7 @@
     <w:r>
       <w:tab/>
       <w:tab/>
-      <w:t>2026-09-15</w:t>
+      <w:t>2026-09-16</w:t>
       <w:br/>
       <w:br/>
     </w:r>

--- a/klagomål/A 63185-2025 FSC-klagomål.docx
+++ b/klagomål/A 63185-2025 FSC-klagomål.docx
@@ -841,7 +841,7 @@
     <w:r>
       <w:tab/>
       <w:tab/>
-      <w:t>2026-09-16</w:t>
+      <w:t>2026-09-17</w:t>
       <w:br/>
       <w:br/>
     </w:r>

--- a/klagomål/A 63185-2025 FSC-klagomål.docx
+++ b/klagomål/A 63185-2025 FSC-klagomål.docx
@@ -216,12 +216,12 @@
         <w:spacing w:after="240"/>
       </w:pPr>
       <w:r>
-        <w:t>Figur 1. Fyndplatser för naturvårdsarter i och inom 18 meter från avverkningsanmälan. Markörer utan svart kant är placerade på fyndplatsen. Markörer med svart kant är placerade vid sidan av fyndplatsen och har ett svart streck som visar fyndplatsens exakta position. Kartans mittpunktskoordinat är N 6595400, E 477512 i SWEREF 99 TM.</w:t>
+        <w:t>Figur 1. Fyndplatser för naturvårdsarter i och inom 20 meter från avverkningsanmälan. Markörer utan svart kant är placerade på fyndplatsen. Markörer med svart kant är placerade vid sidan av fyndplatsen och har ett svart streck som visar fyndplatsens exakta position. Kartans mittpunktskoordinat är N 6595400, E 477512 i SWEREF 99 TM.</w:t>
       </w:r>
     </w:p>
     <w:p>
       <w:r>
-        <w:t>I och inom 18 meter från avverkningsanmälan finns fynd av 3 naturvårdsarter, varav 1 är rödlistad, 2 är fridlysta och 1 är typisk (T): talltita (NT, §4), brudborste (T) och revlummer (§9). Se Figur 1.</w:t>
+        <w:t>I och inom 20 meter från avverkningsanmälan finns fynd av 3 naturvårdsarter, varav 1 är rödlistad, 2 är fridlysta och 1 är typisk (T): talltita (NT, §4), brudborste (T) och revlummer (§9). Se Figur 1.</w:t>
       </w:r>
     </w:p>
     <w:p>
@@ -841,7 +841,7 @@
     <w:r>
       <w:tab/>
       <w:tab/>
-      <w:t>2026-09-17</w:t>
+      <w:t>2026-09-18</w:t>
       <w:br/>
       <w:br/>
     </w:r>

--- a/klagomål/A 63185-2025 FSC-klagomål.docx
+++ b/klagomål/A 63185-2025 FSC-klagomål.docx
@@ -178,7 +178,7 @@
       <w:r>
         <w:drawing>
           <wp:inline xmlns:a="http://schemas.openxmlformats.org/drawingml/2006/main" xmlns:pic="http://schemas.openxmlformats.org/drawingml/2006/picture">
-            <wp:extent cx="5486400" cy="5110571"/>
+            <wp:extent cx="5486400" cy="4723498"/>
             <wp:docPr id="1" name="Picture 1"/>
             <wp:cNvGraphicFramePr>
               <a:graphicFrameLocks noChangeAspect="1"/>
@@ -199,7 +199,7 @@
                   <pic:spPr>
                     <a:xfrm>
                       <a:off x="0" y="0"/>
-                      <a:ext cx="5486400" cy="5110571"/>
+                      <a:ext cx="5486400" cy="4723498"/>
                     </a:xfrm>
                     <a:prstGeom prst="rect"/>
                   </pic:spPr>
@@ -221,7 +221,7 @@
     </w:p>
     <w:p>
       <w:r>
-        <w:t>I och inom 20 meter från avverkningsanmälan finns fynd av 3 naturvårdsarter, varav 1 är rödlistad, 2 är fridlysta och 1 är typisk (T): talltita (NT, §4), brudborste (T) och revlummer (§9). Se Figur 1.</w:t>
+        <w:t>I och inom 20 meter från avverkningsanmälan finns fynd av 8 naturvårdsarter, varav 4 är rödlistade, 7 är fridlysta och 4 är typiska (T): duvhök (NT, §4), järnsparv (NT, §4), mindre hackspett (NT, T, §4), talltita (NT, §4), brudborste (T), järpe (T, §4), spillkråka (T, §4) och revlummer (§9). Se Figur 1.</w:t>
       </w:r>
     </w:p>
     <w:p>
@@ -252,6 +252,37 @@
         <w:rPr>
           <w:b/>
         </w:rPr>
+        <w:t>Duvhök (NT, §4)</w:t>
+      </w:r>
+      <w:r>
+        <w:t>, som är rödlistad som nära hotad, har minskat med 15 (0–30) % under de senaste 18 åren och minskningstakten för den svenska populationen bedöms vara nära gränsvärdet för sårbar (VU). Arten är starkt bunden till skogsmark och jagar helst inne i äldre skog. Den missgynnas av stora hyggen och täta planteringar. De gamla fåglarna är i huvudsak stationära i sina revir och boet läggs inne i tät, oftast äldre skog. Kantzoner mot öppen mark undviks och duvhöken, som är beroende av insynsskyddade boplatser, är därför känsligare för slutavverkning än flera andra rovfåglar. Friställande av boträd eller avverkning så att boplatsen blir exponerad mot öppen mark, medför att platsen överges. Eftersom duvhöken helst häckar i gammal skog, är dess häckningsplatser i princip alltid mer eller mindre hotade av skogsbruk och avverkningar (SLU Artdatabanken, 2026; Skogsstyrelsen 2016).</w:t>
+      </w:r>
+    </w:p>
+    <w:p>
+      <w:r>
+        <w:rPr>
+          <w:b/>
+        </w:rPr>
+        <w:t>Mindre hackspett (NT, §4)</w:t>
+      </w:r>
+      <w:r>
+        <w:t xml:space="preserve"> är rödlistad som nära hotad, fridlyst och prioriterad art i Skogsvårdslagen. Minskningstakten har uppgått till 25 (10–40) % under de senaste 15 åren och bedöms vara nära gränsvärdet för Sårbar (VU). (A2bc). Arten har stora revir och höga krav när det gäller förekomst av lövskog på landskapsnivå. För att häcka framgångsrikt behöver ett par cirka 40 ha äldre lövdominerad skog inom ett område på upp till 200 ha. Under vintern kan födosök även ske i äldre grandominerad skog. Mindre hackspett är typisk art för </w:t>
+      </w:r>
+      <w:r>
+        <w:rPr>
+          <w:i/>
+        </w:rPr>
+        <w:t>9010 Taiga, 9750 Svämlövskog, 9080 Lövsumpskog, 9030 Landhöjningsskog och 9040 Fjällbjörkskog</w:t>
+      </w:r>
+      <w:r>
+        <w:t xml:space="preserve"> (SLU Artdatabanken, 2021; Skogsstyrelsen, 2016).</w:t>
+      </w:r>
+    </w:p>
+    <w:p>
+      <w:r>
+        <w:rPr>
+          <w:b/>
+        </w:rPr>
         <w:t>Talltita (NT, §4)</w:t>
       </w:r>
       <w:r>
@@ -285,6 +316,64 @@
       </w:r>
       <w:r>
         <w:t xml:space="preserve"> (SLU Artdatabanken, 2025).</w:t>
+      </w:r>
+    </w:p>
+    <w:p>
+      <w:r>
+        <w:rPr>
+          <w:b/>
+        </w:rPr>
+        <w:t>Järpe (§4)</w:t>
+      </w:r>
+      <w:r>
+        <w:t xml:space="preserve">, som är upptagen i bilaga 1 och 2 EU:s fågeldirektiv, är mycket stationär inom sitt revir som är minst 25 hektar stort. Livsmiljöerna utgörs av tät barrskog med inblandning av lövträd och en väl utvecklad flerskiktad struktur med bärris och yngre eller undertryckta, täta granar i ett lägre skikt, ofta utmed bäckar och åar inne i den skyddande granskogen. Den överlever inte om dess livsmiljö kalavverkas och är även känslig för röjning, gallring och avverkning där unga granar och lövträd inte sparas i tillräcklig omfattning. Arten finns i sammanhängande grandominerad skog över hela Sverige men förekomsterna är betydligt glesare i Götaland än i övriga landet. Järpe är typisk art för </w:t>
+      </w:r>
+      <w:r>
+        <w:rPr>
+          <w:i/>
+        </w:rPr>
+        <w:t xml:space="preserve">9010 Taiga, 9080 Lövsumpskog </w:t>
+      </w:r>
+      <w:r>
+        <w:t xml:space="preserve">och </w:t>
+      </w:r>
+      <w:r>
+        <w:rPr>
+          <w:i/>
+        </w:rPr>
+        <w:t xml:space="preserve">9740 Skogsbevuxen myr </w:t>
+      </w:r>
+      <w:r>
+        <w:t>(SLU Artdatabanken, 2026).</w:t>
+      </w:r>
+    </w:p>
+    <w:p>
+      <w:r>
+        <w:rPr>
+          <w:b/>
+        </w:rPr>
+        <w:t>Spillkråka (§4)</w:t>
+      </w:r>
+      <w:r>
+        <w:t xml:space="preserve"> omfattas av bilaga 1 i EU:s fågeldirektiv och är typisk art för </w:t>
+      </w:r>
+      <w:r>
+        <w:rPr>
+          <w:i/>
+        </w:rPr>
+        <w:t xml:space="preserve">9010 Taiga </w:t>
+      </w:r>
+      <w:r>
+        <w:t>och</w:t>
+      </w:r>
+      <w:r>
+        <w:rPr>
+          <w:i/>
+        </w:rPr>
+        <w:t xml:space="preserve"> 9740 Skogsbevuxen myr</w:t>
+      </w:r>
+      <w:r>
+        <w:t>. Den behöver grova träd, främst tall, asp och bok som boträd. Skogsbruk med korta omloppstider och täta, homogena ungskogar utgör det största hotet. Spillkråka är en nyckelart i skogliga miljöer vars övergivna bohål utnyttjas av flera andra hålhäckande fågelarter och fladdermöss, däribland pärluggla (EN, §4), knipa (§4), salskrake (§4) och skogsduva (§4). Hökuggla (VU, §4) och slaguggla (§4) häckar ofta i högstubbar som brutits av i höjd med ett gammalt spillkråkebo (SLU Artdatabanken, 2026; Skogsstyrelsen, 2016).</w:t>
       </w:r>
     </w:p>
     <w:p>
@@ -393,7 +482,7 @@
         <w:rPr>
           <w:i/>
         </w:rPr>
-        <w:t>I det avverkningsanmälda skogsområdet har 3 naturvårdsarter varav 1 rödlistade arter sina livsmiljöer och växtplatser.</w:t>
+        <w:t>I det avverkningsanmälda skogsområdet har 8 naturvårdsarter varav 4 rödlistade arter sina livsmiljöer och växtplatser.</w:t>
       </w:r>
     </w:p>
     <w:p>
@@ -598,27 +687,27 @@
         <w:pStyle w:val="Heading1"/>
       </w:pPr>
       <w:r>
-        <w:t>Talltita – ekologi samt krav på livsmiljön</w:t>
+        <w:t>Duvhök – ekologi samt krav på livsmiljön</w:t>
       </w:r>
     </w:p>
     <w:p>
       <w:r>
-        <w:t>Talltita är rödlistad som NT, fridlyst och prioriterad art i Skogsvårdslagen. Den omfattas av EU:s fågeldirektiv. Arten har minskat kraftigt de senaste 30 åren och minskningstakten innevarande 10-årsperiod beräknas till 20 (10–30) % (SLU Artdatabanken, 2022).</w:t>
+        <w:t>Duvhök (NT, §4) är rödlistad som nära hotad och fridlyst enligt 4§ artskyddsförordningen. Arten har minskat med 15 (0–30) % under de senaste 18 åren och minskningstakten för den svenska populationen bedöms vara nära gränsvärdet för sårbar (VU). Bedömningen baseras på direkt observation, ett för arten lämpligt abundansindex och minskad geografisk utbredning och/eller försämrad habitatkvalitet (allt yngre och tätare skogar vilket försvårar för boplacering samt missgynnar jaktmöjligheterna) (SLU Artdatabanken, 2026).</w:t>
       </w:r>
     </w:p>
     <w:p>
       <w:r>
-        <w:t>Talltita föredrar större sammanhängande barrskogar, och finns såväl i tallskog som granskog och i lövblandad barrskog. Skogens struktur är viktig och ska helst vara flerskiktad med riklig underväxt av mindre granar, björk och andra lövträd och buskar. Tillgång på murknande högstubbar är särskilt viktig, eftersom talltitan helst själv hackar ut sitt bohål (SLU Artdatabanken, 2022).</w:t>
+        <w:t>Duvhöken är starkt bunden till skogsmark, såväl för häckning som födosök. Den påträffas oftast i större skogsområden med äldre skog, men kan ibland även häcka i dungar i områden dominerade av öppen mark. De gamla fåglarna är i huvudsak stationära i sina revir. Duvhöken jagar helst inne i äldre skog och missgynnas av stora hyggen och täta planteringar (Skogsstyrelsen, 2016).</w:t>
       </w:r>
     </w:p>
     <w:p>
       <w:r>
-        <w:t>Det finns flera studier som visar att talltita är känslig för gallring och inte överlever när dess livsmiljö kalavverkas (Eggers and Low, 2014; Griesser et al., 2007; Klein, 2020). Talltitans revir är förhållandevis stora, 10–20 hektar och arten missgynnas när skogen fragmenteras. Kalavverkning av större delar av reviret innebär att det överges (Artdatabanken, 2021).</w:t>
+        <w:t>Boet läggs inne i tät, oftast äldre skog. Kantzoner mot öppen mark undviks och duvhöken är därför känsligare för slutavverkning än flera andra rovfåglar. Boträdet måste vara grovgrenigt och är oftast en äldre gran eller tall, i sydligaste Sverige är bok vanligt. Duvhöken är beroende av insynsskyddade boplatser. Friställande av boträd eller avverkning så att boplatsen är exponerad mot öppen mark, medför att platsen överges. Samma bo kan användas flera år i rad, men likt andra rovfåglar har den normalt ett eller flera alternativa bon (Skogsstyrelsen, 2016). Eftersom duvhöken helst häckar i gammal skog, är dess häckningsplatser i princip alltid mer eller mindre hotade av skogsbruk och avverkningar (SLU Artdatabanken, 2026).</w:t>
       </w:r>
     </w:p>
     <w:p>
       <w:r>
-        <w:t>Talltitan är synnerligen trogen sitt revir så länge paret lever och biotopen förblir intakt. Paret stannar i sitt revir året om. En förlust av ett revir har därför en stor inverkan på den lokala populationen och trakthyggesbruket anses vara orsak till den svenska populationens kraftiga minskning. Talltiteparets revirtrohet innebär att närhelst under året man observerar en adult talltita så ingår denna plats i reviret (Siffczyk et al., 2003; Ekman, 1979).</w:t>
+        <w:t>Den viktigaste begränsande faktorn för duvhökspopulationen i stort är födan och ett allvarligare problem är därför den av skogsbruket orsakade storskaliga omvandlingen och utarmningen av skogslandskapet, som kan påverka såväl duvhökens möjlighet att jaga som förekomsten av viktiga byten. Duvhökens jaktteknik gör den beroende av landskapets utformning och sammansättning och dess preferens för gammal skog tyder på att den är anpassad till att jaga i skog som är “lagom” tät. I öppnare biotoper, till exempel hyggen, kommer dess jaktteknik inte till sin rätt och i tätare biotoper, t.ex. ungskogar, har den relativt stora duvhöken svårt att manövrera (SLU Artdatabanken, 2026).</w:t>
       </w:r>
     </w:p>
     <w:p>
@@ -626,6 +715,143 @@
         <w:pStyle w:val="Heading2"/>
       </w:pPr>
       <w:r>
+        <w:t>Referenser – duvhök</w:t>
+      </w:r>
+    </w:p>
+    <w:p>
+      <w:r>
+        <w:t xml:space="preserve">Skogsstyrelsen, 2016. </w:t>
+      </w:r>
+      <w:r>
+        <w:rPr>
+          <w:i/>
+        </w:rPr>
+        <w:t xml:space="preserve">Duvhök – Vägledning för hänsyn till fåglar. </w:t>
+      </w:r>
+      <w:r>
+        <w:t>https://www.skogsstyrelsen.se/globalassets/lag-och-tillsyn/artskydd/vagledningar-for-hansyn-till-faglar/duvhok-vagledning-hansyn2.pdf</w:t>
+      </w:r>
+    </w:p>
+    <w:p>
+      <w:r>
+        <w:t xml:space="preserve">SLU Artdatabanken, 2026. </w:t>
+      </w:r>
+      <w:r>
+        <w:rPr>
+          <w:i/>
+        </w:rPr>
+        <w:t xml:space="preserve">Artfaktablad. Naturvård – artfakta. </w:t>
+      </w:r>
+      <w:r>
+        <w:t>SLU Artdatabanken, Uppsala</w:t>
+      </w:r>
+    </w:p>
+    <w:p>
+      <w:pPr>
+        <w:pStyle w:val="Heading1"/>
+      </w:pPr>
+      <w:r>
+        <w:t>Mindre hackspett – ekologi samt krav på livsmiljön</w:t>
+      </w:r>
+    </w:p>
+    <w:p>
+      <w:r>
+        <w:t xml:space="preserve">Mindre hackspett (NT) är rödlistad som nära hotad, fridlyst och prioriterad art i Skogsvårdslagen. Den är typisk art för </w:t>
+      </w:r>
+      <w:r>
+        <w:rPr>
+          <w:i/>
+        </w:rPr>
+        <w:t>9010 Taiga, 9750 Svämlövskog, 9080 Lövsumpskog, 9030 Landhöjningsskog och 9040 Fjällbjörkskog</w:t>
+      </w:r>
+      <w:r>
+        <w:t>. Minskningstakten har uppgått till 25 (10–40) % under de senaste 15 åren och bedöms vara nära gränsvärdet för Sårbar (VU). (A2bc). (SLU Artdatabanken 2021).</w:t>
+      </w:r>
+    </w:p>
+    <w:p>
+      <w:r>
+        <w:t>Den mindre hackspetten lever i löv- och blandskog med förekomst av äldre lövträd, gärna ädellövträd i södra Sverige. Norrut förekommer arten i gamla löv- och blandskogar med al, björk och asp. Ett mycket glest bestånd förekommer i fjällbjörkskogen. Under vintern kan födosök ske även i äldre grandominerad skog, troligen för att den ger bättre skydd mot rovdjur och rovfåglar än ren lövskog. (SLU Artdatabanken, 2021).</w:t>
+      </w:r>
+    </w:p>
+    <w:p>
+      <w:r>
+        <w:t>Arten har stora revir och höga krav när det gäller förekomst av lövskog på landskapsnivå. För att häcka framgångsrikt behöver ett par cirka 40 ha äldre lövdominerad skog inom ett område på upp till 200 ha. Under vintern utsträcks födosöket till ett större område på flera hundra hektar, men varje individ återvänder till samma natthål kväll efter kväll. Arten häckar i murkna lövträdsstammar eller stubbar (oftast klibbal eller björk), vanligen 3–7 meter över marken. Ett nytt bohål hackas ut varje vår (Skogsstyrelsen, 2016 &amp; SLU Artdatabanken, 2021).</w:t>
+      </w:r>
+    </w:p>
+    <w:p>
+      <w:r>
+        <w:t>Den mindre hackspetten missgynnas av gallring i löv- och blandskogar, om lövträd tas bort. Vidare så missgynnas arten starkt genom avverkning av äldre lövträd, dränering och avverkning av al- och björkkärr, röjning eller gallring av täta strandskogar, alkärr samt borttagande av murkna träd och grenar. Nedhuggning av äldre hagmarksbjörkar och alar är också negativt. Arten hotas dessutom av biobränsleuttag i gamla inägomarker och andra lövskogar (Skogsstyrelsen, 2016 &amp; SLU Artdatabanken, 2021).</w:t>
+      </w:r>
+    </w:p>
+    <w:p>
+      <w:pPr>
+        <w:pStyle w:val="Heading2"/>
+      </w:pPr>
+      <w:r>
+        <w:t>Referenser – mindre hackspett</w:t>
+      </w:r>
+    </w:p>
+    <w:p>
+      <w:r>
+        <w:t xml:space="preserve">Skogsstyrelsen, 2016. </w:t>
+      </w:r>
+      <w:r>
+        <w:rPr>
+          <w:i/>
+        </w:rPr>
+        <w:t xml:space="preserve">Vägledning för hänsyn till mindre hackspett. </w:t>
+      </w:r>
+      <w:r>
+        <w:t>https://www.skogsstyrelsen.se/globalassets/lag-och-tillsyn/artskydd/vagledningar-for-hansyn-till-faglar/mindre-hackspett-vagledning-hansyn2.pdf</w:t>
+      </w:r>
+    </w:p>
+    <w:p>
+      <w:r>
+        <w:t xml:space="preserve">SLU Artdatabanken, 2021. </w:t>
+      </w:r>
+      <w:r>
+        <w:rPr>
+          <w:i/>
+        </w:rPr>
+        <w:t xml:space="preserve">Artfaktablad. Naturvård – artfakta. </w:t>
+      </w:r>
+      <w:r>
+        <w:t>SLU Artdatabanken, Uppsala</w:t>
+      </w:r>
+    </w:p>
+    <w:p>
+      <w:pPr>
+        <w:pStyle w:val="Heading1"/>
+      </w:pPr>
+      <w:r>
+        <w:t>Talltita – ekologi samt krav på livsmiljön</w:t>
+      </w:r>
+    </w:p>
+    <w:p>
+      <w:r>
+        <w:t>Talltita är rödlistad som NT, fridlyst och prioriterad art i Skogsvårdslagen. Den omfattas av EU:s fågeldirektiv. Arten har minskat kraftigt de senaste 30 åren och minskningstakten innevarande 10-årsperiod beräknas till 20 (10–30) % (SLU Artdatabanken, 2022).</w:t>
+      </w:r>
+    </w:p>
+    <w:p>
+      <w:r>
+        <w:t>Talltita föredrar större sammanhängande barrskogar, och finns såväl i tallskog som granskog och i lövblandad barrskog. Skogens struktur är viktig och ska helst vara flerskiktad med riklig underväxt av mindre granar, björk och andra lövträd och buskar. Tillgång på murknande högstubbar är särskilt viktig, eftersom talltitan helst själv hackar ut sitt bohål (SLU Artdatabanken, 2022).</w:t>
+      </w:r>
+    </w:p>
+    <w:p>
+      <w:r>
+        <w:t>Det finns flera studier som visar att talltita är känslig för gallring och inte överlever när dess livsmiljö kalavverkas (Eggers and Low, 2014; Griesser et al., 2007; Klein, 2020). Talltitans revir är förhållandevis stora, 10–20 hektar och arten missgynnas när skogen fragmenteras. Kalavverkning av större delar av reviret innebär att det överges (Artdatabanken, 2021).</w:t>
+      </w:r>
+    </w:p>
+    <w:p>
+      <w:r>
+        <w:t>Talltitan är synnerligen trogen sitt revir så länge paret lever och biotopen förblir intakt. Paret stannar i sitt revir året om. En förlust av ett revir har därför en stor inverkan på den lokala populationen och trakthyggesbruket anses vara orsak till den svenska populationens kraftiga minskning. Talltiteparets revirtrohet innebär att närhelst under året man observerar en adult talltita så ingår denna plats i reviret (Siffczyk et al., 2003; Ekman, 1979).</w:t>
+      </w:r>
+    </w:p>
+    <w:p>
+      <w:pPr>
+        <w:pStyle w:val="Heading2"/>
+      </w:pPr>
+      <w:r>
         <w:t>Referenser – talltita</w:t>
       </w:r>
     </w:p>
@@ -711,6 +937,136 @@
       </w:r>
       <w:r>
         <w:t>SLU Artdatabanken, Uppsala</w:t>
+      </w:r>
+    </w:p>
+    <w:p>
+      <w:pPr>
+        <w:pStyle w:val="Heading1"/>
+      </w:pPr>
+      <w:r>
+        <w:t>Järpe – ekologi samt krav på livsmiljön</w:t>
+      </w:r>
+    </w:p>
+    <w:p>
+      <w:r>
+        <w:t>Järpe är fridlyst enligt 4§ artskyddsförordningen och upptagen i bilaga 1 och 2 EU:s fågeldirektiv. Den finns i sammanhängande grandominerad skog över hela Sverige men förekomsterna är betydligt glesare i Götaland än i övriga landet. Järpen har sina livsmiljöer i tät barrskog med inblandning av lövträd och en väl utvecklad flerskiktad struktur med bärris och yngre eller undertryckta, täta granar i ett lägre skikt, ofta utmed bäckar och åar inne i den skyddande granskogen (SLU Artdatabanken, 2026).</w:t>
+      </w:r>
+    </w:p>
+    <w:p>
+      <w:r>
+        <w:t xml:space="preserve">Arten behöver lämpliga skogsbestånd om sammanlagt minst 25 hektar. Den är mycket stationär inom sitt revir och när ett par etablerat sig stannar de så länge miljön är intakt. Den undviker öppen mark och förﬂyttar sig sällan över större öppna myrar eller åkermark, och är därför känslig för fragmentering. Järpen överlever inte om dess livsmiljö kalavverkas och är även känslig för röjning, gallring och avverkning där unga granar och lövträd inte sparas i tillräcklig omfattning.  Järpe är typisk art för </w:t>
+      </w:r>
+      <w:r>
+        <w:rPr>
+          <w:i/>
+        </w:rPr>
+        <w:t>9010 Taiga, 9740 Skogsbevuxen myr</w:t>
+      </w:r>
+      <w:r>
+        <w:t xml:space="preserve"> och </w:t>
+      </w:r>
+      <w:r>
+        <w:rPr>
+          <w:i/>
+        </w:rPr>
+        <w:t>9080 Lövsumpskog</w:t>
+      </w:r>
+      <w:r>
+        <w:t xml:space="preserve"> (SLU Artdatabanken, 2026).</w:t>
+      </w:r>
+    </w:p>
+    <w:p>
+      <w:pPr>
+        <w:pStyle w:val="Heading2"/>
+      </w:pPr>
+      <w:r>
+        <w:t>Referenser – järpe</w:t>
+      </w:r>
+    </w:p>
+    <w:p>
+      <w:r>
+        <w:t xml:space="preserve">SLU Artdatabanken, 2026. </w:t>
+      </w:r>
+      <w:r>
+        <w:rPr>
+          <w:i/>
+        </w:rPr>
+        <w:t xml:space="preserve">Artfaktablad. Naturvård – artfakta. </w:t>
+      </w:r>
+      <w:r>
+        <w:t>SLU Artdatabanken, Uppsala</w:t>
+      </w:r>
+    </w:p>
+    <w:p>
+      <w:pPr>
+        <w:pStyle w:val="Heading1"/>
+      </w:pPr>
+      <w:r>
+        <w:t>Spillkråka – ekologi samt krav på livsmiljön</w:t>
+      </w:r>
+    </w:p>
+    <w:p>
+      <w:r>
+        <w:t xml:space="preserve">Spillkråka (§4) ingår i bilaga 1 EU:s fågeldirektiv och är typisk art för </w:t>
+      </w:r>
+      <w:r>
+        <w:rPr>
+          <w:i/>
+        </w:rPr>
+        <w:t xml:space="preserve">9010 Taiga </w:t>
+      </w:r>
+      <w:r>
+        <w:t>och</w:t>
+      </w:r>
+      <w:r>
+        <w:rPr>
+          <w:i/>
+        </w:rPr>
+        <w:t xml:space="preserve"> 9740 Skogsbevuxen myr</w:t>
+      </w:r>
+      <w:r>
+        <w:t>. Den lever i både barr- och blandskog liksom i ren lövskog. De tätaste populationerna tenderar att finnas i äldre, variationsrik blandskog med gott om död ved och gamla träd. Varje par utnyttjar 400–1000 hektar skog beroende på skogens kvalitet. Skogsbruk med korta omloppstider och täta, homogena ungskogar utgör det största hotet (SLU Artdatabanken, 2026).</w:t>
+      </w:r>
+    </w:p>
+    <w:p>
+      <w:r>
+        <w:t>Spillkråka är en nyckelart i skogliga miljöer vars övergivna bohål utnyttjas av flera andra hålhäckande fågelarter och fladdermöss, däribland pärluggla (EN, §4), knipa (§4), salskrake (§4) och skogsduva (§4). Hökuggla (VU, §4) och slaguggla (§4) häckar ofta i högstubbar som brutits av i höjd med ett gammalt spillkråkebo (Skogsstyrelsen, 2016).</w:t>
+      </w:r>
+    </w:p>
+    <w:p>
+      <w:pPr>
+        <w:pStyle w:val="Heading2"/>
+      </w:pPr>
+      <w:r>
+        <w:t>Referenser – spillkråka</w:t>
+      </w:r>
+    </w:p>
+    <w:p>
+      <w:r>
+        <w:t xml:space="preserve">Skogsstyrelsen, 2016. </w:t>
+      </w:r>
+      <w:r>
+        <w:rPr>
+          <w:i/>
+        </w:rPr>
+        <w:t xml:space="preserve">Vägledning för hänsyn till spillkråka. </w:t>
+      </w:r>
+      <w:r>
+        <w:t>Vägledningar och kunskapsstöd artskydd – Skogsstyrelsen.</w:t>
+      </w:r>
+    </w:p>
+    <w:p>
+      <w:r>
+        <w:t xml:space="preserve">SLU Artdatabanken, 2026. </w:t>
+      </w:r>
+      <w:r>
+        <w:rPr>
+          <w:i/>
+        </w:rPr>
+        <w:t xml:space="preserve">Artfaktablad. Naturvård – artfakta. </w:t>
+      </w:r>
+      <w:r>
+        <w:t>SLU Artdatabanken, Uppsala.</w:t>
       </w:r>
     </w:p>
     <w:sectPr>
@@ -841,7 +1197,7 @@
     <w:r>
       <w:tab/>
       <w:tab/>
-      <w:t>2026-09-18</w:t>
+      <w:t>2026-09-19</w:t>
       <w:br/>
       <w:br/>
     </w:r>

--- a/klagomål/A 63185-2025 FSC-klagomål.docx
+++ b/klagomål/A 63185-2025 FSC-klagomål.docx
@@ -1197,7 +1197,7 @@
     <w:r>
       <w:tab/>
       <w:tab/>
-      <w:t>2026-09-19</w:t>
+      <w:t>2026-09-21</w:t>
       <w:br/>
       <w:br/>
     </w:r>

--- a/klagomål/A 63185-2025 FSC-klagomål.docx
+++ b/klagomål/A 63185-2025 FSC-klagomål.docx
@@ -1197,7 +1197,7 @@
     <w:r>
       <w:tab/>
       <w:tab/>
-      <w:t>2026-09-21</w:t>
+      <w:t>2026-09-23</w:t>
       <w:br/>
       <w:br/>
     </w:r>

--- a/klagomål/A 63185-2025 FSC-klagomål.docx
+++ b/klagomål/A 63185-2025 FSC-klagomål.docx
@@ -1197,7 +1197,7 @@
     <w:r>
       <w:tab/>
       <w:tab/>
-      <w:t>2026-09-23</w:t>
+      <w:t>2026-09-24</w:t>
       <w:br/>
       <w:br/>
     </w:r>

--- a/klagomål/A 63185-2025 FSC-klagomål.docx
+++ b/klagomål/A 63185-2025 FSC-klagomål.docx
@@ -1197,7 +1197,7 @@
     <w:r>
       <w:tab/>
       <w:tab/>
-      <w:t>2026-09-24</w:t>
+      <w:t>2026-09-25</w:t>
       <w:br/>
       <w:br/>
     </w:r>

--- a/klagomål/A 63185-2025 FSC-klagomål.docx
+++ b/klagomål/A 63185-2025 FSC-klagomål.docx
@@ -1197,7 +1197,7 @@
     <w:r>
       <w:tab/>
       <w:tab/>
-      <w:t>2026-09-25</w:t>
+      <w:t>2026-09-26</w:t>
       <w:br/>
       <w:br/>
     </w:r>

--- a/klagomål/A 63185-2025 FSC-klagomål.docx
+++ b/klagomål/A 63185-2025 FSC-klagomål.docx
@@ -1197,7 +1197,7 @@
     <w:r>
       <w:tab/>
       <w:tab/>
-      <w:t>2026-09-26</w:t>
+      <w:t>2026-09-27</w:t>
       <w:br/>
       <w:br/>
     </w:r>

--- a/klagomål/A 63185-2025 FSC-klagomål.docx
+++ b/klagomål/A 63185-2025 FSC-klagomål.docx
@@ -1197,7 +1197,7 @@
     <w:r>
       <w:tab/>
       <w:tab/>
-      <w:t>2026-09-27</w:t>
+      <w:t>2026-09-28</w:t>
       <w:br/>
       <w:br/>
     </w:r>

--- a/klagomål/A 63185-2025 FSC-klagomål.docx
+++ b/klagomål/A 63185-2025 FSC-klagomål.docx
@@ -1197,7 +1197,7 @@
     <w:r>
       <w:tab/>
       <w:tab/>
-      <w:t>2026-09-28</w:t>
+      <w:t>2026-09-29</w:t>
       <w:br/>
       <w:br/>
     </w:r>

--- a/klagomål/A 63185-2025 FSC-klagomål.docx
+++ b/klagomål/A 63185-2025 FSC-klagomål.docx
@@ -1197,7 +1197,7 @@
     <w:r>
       <w:tab/>
       <w:tab/>
-      <w:t>2026-09-29</w:t>
+      <w:t>2026-09-30</w:t>
       <w:br/>
       <w:br/>
     </w:r>

--- a/klagomål/A 63185-2025 FSC-klagomål.docx
+++ b/klagomål/A 63185-2025 FSC-klagomål.docx
@@ -178,7 +178,7 @@
       <w:r>
         <w:drawing>
           <wp:inline xmlns:a="http://schemas.openxmlformats.org/drawingml/2006/main" xmlns:pic="http://schemas.openxmlformats.org/drawingml/2006/picture">
-            <wp:extent cx="5486400" cy="4723498"/>
+            <wp:extent cx="5486400" cy="4722101"/>
             <wp:docPr id="1" name="Picture 1"/>
             <wp:cNvGraphicFramePr>
               <a:graphicFrameLocks noChangeAspect="1"/>
@@ -199,7 +199,7 @@
                   <pic:spPr>
                     <a:xfrm>
                       <a:off x="0" y="0"/>
-                      <a:ext cx="5486400" cy="4723498"/>
+                      <a:ext cx="5486400" cy="4722101"/>
                     </a:xfrm>
                     <a:prstGeom prst="rect"/>
                   </pic:spPr>
@@ -216,12 +216,12 @@
         <w:spacing w:after="240"/>
       </w:pPr>
       <w:r>
-        <w:t>Figur 1. Fyndplatser för naturvårdsarter i och inom 20 meter från avverkningsanmälan. Markörer utan svart kant är placerade på fyndplatsen. Markörer med svart kant är placerade vid sidan av fyndplatsen och har ett svart streck som visar fyndplatsens exakta position. Kartans mittpunktskoordinat är N 6595400, E 477512 i SWEREF 99 TM.</w:t>
+        <w:t>Figur 1. Fyndplatser för naturvårdsarter i och inom 22 meter från avverkningsanmälan. Markörer utan svart kant är placerade på fyndplatsen. Markörer med svart kant är placerade vid sidan av fyndplatsen och har ett svart streck som visar fyndplatsens exakta position. Kartans mittpunktskoordinat är N 6595400, E 477512 i SWEREF 99 TM.</w:t>
       </w:r>
     </w:p>
     <w:p>
       <w:r>
-        <w:t>I och inom 20 meter från avverkningsanmälan finns fynd av 8 naturvårdsarter, varav 4 är rödlistade, 7 är fridlysta och 4 är typiska (T): duvhök (NT, §4), järnsparv (NT, §4), mindre hackspett (NT, T, §4), talltita (NT, §4), brudborste (T), järpe (T, §4), spillkråka (T, §4) och revlummer (§9). Se Figur 1.</w:t>
+        <w:t>I och inom 22 meter från avverkningsanmälan finns fynd av 13 naturvårdsarter, varav 6 är rödlistade, 12 är fridlysta och 4 är typiska (T): brunlångöra (NT, §4a), duvhök (NT, §4), järnsparv (NT, §4), mindre hackspett (NT, T, §4), nordfladdermus (NT, §4a), talltita (NT, §4), brudborste (T), järpe (T, §4), spillkråka (T, §4), gråskimlig fladdermus (§4a), tajgafladdermus (§4a), vattenfladdermus (§4a) och revlummer (§9). Se Figur 1.</w:t>
       </w:r>
     </w:p>
     <w:p>
@@ -252,6 +252,35 @@
         <w:rPr>
           <w:b/>
         </w:rPr>
+        <w:t>Brunlångöra (NT, §4a)</w:t>
+      </w:r>
+      <w:r>
+        <w:t xml:space="preserve"> omfattas av bilaga 4 EU:s art- och habitatdirektiv vilket innebär att arten och dess livsmiljöer är strikt skyddade. Brunlångöra förekommer framförallt inne i relativt tät skog men födosöker också i trädgårdar, parker och hagar. Den har minskat med 17,5 (5–30) % under de senaste 21 åren och minskningstakten för den svenska populationen bedöms vara nära gränsvärdet för Sårbar (VU). (A2bc). Brunlångöra är typisk art för </w:t>
+      </w:r>
+      <w:r>
+        <w:rPr>
+          <w:i/>
+        </w:rPr>
+        <w:t>8310 Grottor</w:t>
+      </w:r>
+      <w:r>
+        <w:t xml:space="preserve"> och </w:t>
+      </w:r>
+      <w:r>
+        <w:rPr>
+          <w:i/>
+        </w:rPr>
+        <w:t>8330</w:t>
+      </w:r>
+      <w:r>
+        <w:t xml:space="preserve"> (SLU Artdatabanken, 2024).</w:t>
+      </w:r>
+    </w:p>
+    <w:p>
+      <w:r>
+        <w:rPr>
+          <w:b/>
+        </w:rPr>
         <w:t>Duvhök (NT, §4)</w:t>
       </w:r>
       <w:r>
@@ -283,6 +312,17 @@
         <w:rPr>
           <w:b/>
         </w:rPr>
+        <w:t>Nordfladdermus (NT, §4a)</w:t>
+      </w:r>
+      <w:r>
+        <w:t xml:space="preserve"> omfattas av bilaga 4 EU:s art- och habitatdirektiv vilket innebär ett strikt skydd där arten och dess livsmiljöer ska bevaras. Nordfladdermus föredrar variationsrik skog med förekomst av sjöar, vattendrag och våtmarker och hittas framförallt i halvöppna miljöer som trädbärande beteshagar och i kantzoner mellan skog och odlingsmark. Den undviker stora öppna områden som stora hyggen och större sammanhängande planteringar vilket minskar längden bryn och landskapets heterogenitet och därmed födotillgången och mängden lämpliga jaktplatser. Skogsbruksåtgärder som leder till minskad förekomst av äldre, gles skog och då särskilt tillgång på hålträd och träd med löst sittande bark kan leda till brist på koloniplatser och viloplatser. Nordfladdermus har minskat med 27,5 (5–50) % under de senaste 21 åren och minskningstakten för den svenska populationen bedöms vara nära gränsvärdet för Sårbar (VU). (A2bc) (SLU Artdatabanken, 2024; Skogsstyrelsen, 2016).</w:t>
+      </w:r>
+    </w:p>
+    <w:p>
+      <w:r>
+        <w:rPr>
+          <w:b/>
+        </w:rPr>
         <w:t>Talltita (NT, §4)</w:t>
       </w:r>
       <w:r>
@@ -374,6 +414,75 @@
       </w:r>
       <w:r>
         <w:t>. Den behöver grova träd, främst tall, asp och bok som boträd. Skogsbruk med korta omloppstider och täta, homogena ungskogar utgör det största hotet. Spillkråka är en nyckelart i skogliga miljöer vars övergivna bohål utnyttjas av flera andra hålhäckande fågelarter och fladdermöss, däribland pärluggla (EN, §4), knipa (§4), salskrake (§4) och skogsduva (§4). Hökuggla (VU, §4) och slaguggla (§4) häckar ofta i högstubbar som brutits av i höjd med ett gammalt spillkråkebo (SLU Artdatabanken, 2026; Skogsstyrelsen, 2016).</w:t>
+      </w:r>
+    </w:p>
+    <w:p>
+      <w:r>
+        <w:rPr>
+          <w:b/>
+        </w:rPr>
+        <w:t>Gråskimlig fladdermus (§4a)</w:t>
+      </w:r>
+      <w:r>
+        <w:t xml:space="preserve"> omfattas av bilaga 4 EU:s art- och habitatdirektiv vilket innebär ett strikt skydd där arten och dess livsmiljöer ska bevaras. Arten födosöker i halvöppna miljöer, t.ex. i glesa skogar, trädbärande betesmarker, brynmiljöer, parker och i anslutning till sjöar och vattendrag. Under året utnyttjar fladdermössen många olika miljöer och ett effektivt bevarandearbete måste därför utgå från ett landskapsekologiskt perspektiv. Den viktigaste faktorn för om fladdermössen ska kunna leva i ett område är tillgången på föda i form av nattaktiva insekter. Ett bra hemområde måste erbjuda god födotillgång under hela aktivitetsperioden. Åtgärder som bevarar och gynnar en hög insektsproduktion är därför centrala. I ett varierat landskap med hög andel äldre lövträd, småvatten, sumpskogar, öppna våtmarker, ängar och betesmarker avlöser olika insektsgrupper varandra vilket gör att det hela tiden finns tillräckligt med föda. Gamla träd med grov bark, skador, håligheter eller döda delar bör lämnas och yngre träd (efterträdare) tillåtas finnas kvar och åldras för att säkra framtida förekomst av lämpliga yngelmiljöer. Övervintringsplatser måste skyddas effektivt från störningar (SLU Artdatabanken, 2024).</w:t>
+      </w:r>
+    </w:p>
+    <w:p>
+      <w:r>
+        <w:rPr>
+          <w:b/>
+        </w:rPr>
+        <w:t>Tajgafladdermus (§4a)</w:t>
+      </w:r>
+      <w:r>
+        <w:t xml:space="preserve"> omfattas av bilaga 4 EU:s art- och habitatdirektiv vilket innebär ett strikt skydd för arten och dess livsmiljöer. Tajgafladdermusen är på alla sätt mycket lik den närstående arten mustaschfladdermus och påträffas i alla skogstyper, men förekomsten är störst vid sumpskogar och blöta skogar. Den jagar såväl nära marken som uppe i trädkronorna. Under kolonitiden rör sig tajgafladdermusen inom ett mycket litet område, oftast max 1 km från kolonin och undviker att flyga i öppna områden. För tajgafladdermusen är det särskilt värdefullt att bevara eller skapa sumpskogar och andra blöta skogar med många ihåliga träd. Tajgafladdermus är typisk art för </w:t>
+      </w:r>
+      <w:r>
+        <w:rPr>
+          <w:i/>
+        </w:rPr>
+        <w:t>8310 Grottor</w:t>
+      </w:r>
+      <w:r>
+        <w:t xml:space="preserve"> och </w:t>
+      </w:r>
+      <w:r>
+        <w:rPr>
+          <w:i/>
+        </w:rPr>
+        <w:t>8330 Havsgrottor</w:t>
+      </w:r>
+      <w:r>
+        <w:t xml:space="preserve"> (SLU Artdatabanken, 2024).</w:t>
+      </w:r>
+    </w:p>
+    <w:p>
+      <w:r>
+        <w:rPr>
+          <w:b/>
+        </w:rPr>
+        <w:t>Vattenfladdermus (§4a)</w:t>
+      </w:r>
+      <w:r>
+        <w:t xml:space="preserve"> omfattas av bilaga 4 EU:s art- och habitatdirektiv vilket innebär ett strikt skydd där arten och dess livsmiljöer ska bevaras. Arten förekommer mest vid vatten, vid både sjöar och vattendrag där den födosöker antingen tätt ovanför vattenytan eller i strandskog. Kolonin kan ligga ganska långt från vatten och den kan ibland jaga i skog flera kilometer från vatten. För vattenfladdermusen bör framförallt åtgärder planeras och vidtas i strandnära områden. Sumpskog och hålträd behöver bevaras och återskapas. Gamla träd med grov bark, skador, håligheter eller döda delar bör lämnas och yngre träd (efterträdare) tillåtas finnas kvar och åldras för att säkra framtida förekomst av lämpliga yngelmiljöer. Övervintringsplatser måste skyddas effektivt från störningar. Vattenfladdermus är typisk art för </w:t>
+      </w:r>
+      <w:r>
+        <w:rPr>
+          <w:i/>
+        </w:rPr>
+        <w:t>8310 Grottor</w:t>
+      </w:r>
+      <w:r>
+        <w:t xml:space="preserve"> och </w:t>
+      </w:r>
+      <w:r>
+        <w:rPr>
+          <w:i/>
+        </w:rPr>
+        <w:t>8330 Havsgrottor</w:t>
+      </w:r>
+      <w:r>
+        <w:t xml:space="preserve"> (SLU Artdatabanken, 2025).</w:t>
       </w:r>
     </w:p>
     <w:p>
@@ -482,7 +591,7 @@
         <w:rPr>
           <w:i/>
         </w:rPr>
-        <w:t>I det avverkningsanmälda skogsområdet har 8 naturvårdsarter varav 4 rödlistade arter sina livsmiljöer och växtplatser.</w:t>
+        <w:t>I det avverkningsanmälda skogsområdet har 13 naturvårdsarter varav 6 rödlistade arter sina livsmiljöer och växtplatser.</w:t>
       </w:r>
     </w:p>
     <w:p>
@@ -687,27 +796,40 @@
         <w:pStyle w:val="Heading1"/>
       </w:pPr>
       <w:r>
-        <w:t>Duvhök – ekologi samt krav på livsmiljön</w:t>
+        <w:t>Brunlångöra – ekologi samt krav på livsmiljön</w:t>
       </w:r>
     </w:p>
     <w:p>
       <w:r>
-        <w:t>Duvhök (NT, §4) är rödlistad som nära hotad och fridlyst enligt 4§ artskyddsförordningen. Arten har minskat med 15 (0–30) % under de senaste 18 åren och minskningstakten för den svenska populationen bedöms vara nära gränsvärdet för sårbar (VU). Bedömningen baseras på direkt observation, ett för arten lämpligt abundansindex och minskad geografisk utbredning och/eller försämrad habitatkvalitet (allt yngre och tätare skogar vilket försvårar för boplacering samt missgynnar jaktmöjligheterna) (SLU Artdatabanken, 2026).</w:t>
+        <w:t>Brunlångöra (NT, §4a) omfattas av bilaga 4 EU:s art- och habitatdirektiv vilket innebär ett strikt skydd för arten och dess livsmiljöer. Den har minskat med 17,5 (5–30) % under de senaste 21 åren och minskningstakten för den svenska populationen bedöms vara nära gränsvärdet för Sårbar (VU). (A2bc) (SLU Artdatabanken, 2024).</w:t>
       </w:r>
     </w:p>
     <w:p>
       <w:r>
-        <w:t>Duvhöken är starkt bunden till skogsmark, såväl för häckning som födosök. Den påträffas oftast i större skogsområden med äldre skog, men kan ibland även häcka i dungar i områden dominerade av öppen mark. De gamla fåglarna är i huvudsak stationära i sina revir. Duvhöken jagar helst inne i äldre skog och missgynnas av stora hyggen och täta planteringar (Skogsstyrelsen, 2016).</w:t>
+        <w:t>Brunlångöra förekommer framförallt inne i relativt tät skog men födosöker också runt hus, i parker, trädgårdar och hagar. Arten har ett mycket karakteristiskt jaktbeteende då den flyger tätt intill vegetationen så som träd och buskar eller lågt över marken där den plockar insekter och spindlar direkt från blad, grenar och grässtrån. Arten kan till och med ryttla, stå stilla i luften med fladdrande vingar. Kolonierna finns ofta i stora byggnader som kyrkor, lador och magasin. Arten påverkas negativt av belysning, och en kraftig minskning har observerats på ett antal koloniplatser i södra Sverige (SLU Artdatabanken, 2024).</w:t>
       </w:r>
     </w:p>
     <w:p>
       <w:r>
-        <w:t>Boet läggs inne i tät, oftast äldre skog. Kantzoner mot öppen mark undviks och duvhöken är därför känsligare för slutavverkning än flera andra rovfåglar. Boträdet måste vara grovgrenigt och är oftast en äldre gran eller tall, i sydligaste Sverige är bok vanligt. Duvhöken är beroende av insynsskyddade boplatser. Friställande av boträd eller avverkning så att boplatsen är exponerad mot öppen mark, medför att platsen överges. Samma bo kan användas flera år i rad, men likt andra rovfåglar har den normalt ett eller flera alternativa bon (Skogsstyrelsen, 2016). Eftersom duvhöken helst häckar i gammal skog, är dess häckningsplatser i princip alltid mer eller mindre hotade av skogsbruk och avverkningar (SLU Artdatabanken, 2026).</w:t>
-      </w:r>
-    </w:p>
-    <w:p>
-      <w:r>
-        <w:t>Den viktigaste begränsande faktorn för duvhökspopulationen i stort är födan och ett allvarligare problem är därför den av skogsbruket orsakade storskaliga omvandlingen och utarmningen av skogslandskapet, som kan påverka såväl duvhökens möjlighet att jaga som förekomsten av viktiga byten. Duvhökens jaktteknik gör den beroende av landskapets utformning och sammansättning och dess preferens för gammal skog tyder på att den är anpassad till att jaga i skog som är “lagom” tät. I öppnare biotoper, till exempel hyggen, kommer dess jaktteknik inte till sin rätt och i tätare biotoper, t.ex. ungskogar, har den relativt stora duvhöken svårt att manövrera (SLU Artdatabanken, 2026).</w:t>
+        <w:t xml:space="preserve">Den viktigaste faktorn för om fladdermössen ska kunna leva i ett område är tillgången på föda i form av nattaktiva insekter. Ett bra hemområde måste erbjuda god födotillgång under hela aktivitetsperioden. Åtgärder som bevarar och gynnar en hög insektsproduktion är därför centrala. I ett varierat landskap med hög andel äldre lövträd, småvatten, sumpskogar, öppna våtmarker, ängar och betesmarker avlöser olika insektsgrupper varandra vilket gör att det hela tiden finns tillräckligt med föda. Brunlångöra är typisk art för </w:t>
+      </w:r>
+      <w:r>
+        <w:rPr>
+          <w:i/>
+        </w:rPr>
+        <w:t>8310 Grottor</w:t>
+      </w:r>
+      <w:r>
+        <w:t xml:space="preserve"> och </w:t>
+      </w:r>
+      <w:r>
+        <w:rPr>
+          <w:i/>
+        </w:rPr>
+        <w:t>8330 Havsgrottor</w:t>
+      </w:r>
+      <w:r>
+        <w:t xml:space="preserve"> (SLU Artdatabanken, 2024).</w:t>
       </w:r>
     </w:p>
     <w:p>
@@ -715,35 +837,21 @@
         <w:pStyle w:val="Heading2"/>
       </w:pPr>
       <w:r>
-        <w:t>Referenser – duvhök</w:t>
+        <w:t>Referenser – brunlångöra</w:t>
       </w:r>
     </w:p>
     <w:p>
       <w:r>
-        <w:t xml:space="preserve">Skogsstyrelsen, 2016. </w:t>
+        <w:t>SLU Artdatabanken, 2024.</w:t>
       </w:r>
       <w:r>
         <w:rPr>
           <w:i/>
         </w:rPr>
-        <w:t xml:space="preserve">Duvhök – Vägledning för hänsyn till fåglar. </w:t>
-      </w:r>
-      <w:r>
-        <w:t>https://www.skogsstyrelsen.se/globalassets/lag-och-tillsyn/artskydd/vagledningar-for-hansyn-till-faglar/duvhok-vagledning-hansyn2.pdf</w:t>
-      </w:r>
-    </w:p>
-    <w:p>
-      <w:r>
-        <w:t xml:space="preserve">SLU Artdatabanken, 2026. </w:t>
-      </w:r>
-      <w:r>
-        <w:rPr>
-          <w:i/>
-        </w:rPr>
-        <w:t xml:space="preserve">Artfaktablad. Naturvård – artfakta. </w:t>
-      </w:r>
-      <w:r>
-        <w:t>SLU Artdatabanken, Uppsala</w:t>
+        <w:t xml:space="preserve"> Artfakta: brunlångöra (Plecotus auritus). </w:t>
+      </w:r>
+      <w:r>
+        <w:t>https://artfakta.se/taxa/206002</w:t>
       </w:r>
     </w:p>
     <w:p>
@@ -751,36 +859,27 @@
         <w:pStyle w:val="Heading1"/>
       </w:pPr>
       <w:r>
-        <w:t>Mindre hackspett – ekologi samt krav på livsmiljön</w:t>
+        <w:t>Duvhök – ekologi samt krav på livsmiljön</w:t>
       </w:r>
     </w:p>
     <w:p>
       <w:r>
-        <w:t xml:space="preserve">Mindre hackspett (NT) är rödlistad som nära hotad, fridlyst och prioriterad art i Skogsvårdslagen. Den är typisk art för </w:t>
-      </w:r>
-      <w:r>
-        <w:rPr>
-          <w:i/>
-        </w:rPr>
-        <w:t>9010 Taiga, 9750 Svämlövskog, 9080 Lövsumpskog, 9030 Landhöjningsskog och 9040 Fjällbjörkskog</w:t>
-      </w:r>
-      <w:r>
-        <w:t>. Minskningstakten har uppgått till 25 (10–40) % under de senaste 15 åren och bedöms vara nära gränsvärdet för Sårbar (VU). (A2bc). (SLU Artdatabanken 2021).</w:t>
+        <w:t>Duvhök (NT, §4) är rödlistad som nära hotad och fridlyst enligt 4§ artskyddsförordningen. Arten har minskat med 15 (0–30) % under de senaste 18 åren och minskningstakten för den svenska populationen bedöms vara nära gränsvärdet för sårbar (VU). Bedömningen baseras på direkt observation, ett för arten lämpligt abundansindex och minskad geografisk utbredning och/eller försämrad habitatkvalitet (allt yngre och tätare skogar vilket försvårar för boplacering samt missgynnar jaktmöjligheterna) (SLU Artdatabanken, 2026).</w:t>
       </w:r>
     </w:p>
     <w:p>
       <w:r>
-        <w:t>Den mindre hackspetten lever i löv- och blandskog med förekomst av äldre lövträd, gärna ädellövträd i södra Sverige. Norrut förekommer arten i gamla löv- och blandskogar med al, björk och asp. Ett mycket glest bestånd förekommer i fjällbjörkskogen. Under vintern kan födosök ske även i äldre grandominerad skog, troligen för att den ger bättre skydd mot rovdjur och rovfåglar än ren lövskog. (SLU Artdatabanken, 2021).</w:t>
+        <w:t>Duvhöken är starkt bunden till skogsmark, såväl för häckning som födosök. Den påträffas oftast i större skogsområden med äldre skog, men kan ibland även häcka i dungar i områden dominerade av öppen mark. De gamla fåglarna är i huvudsak stationära i sina revir. Duvhöken jagar helst inne i äldre skog och missgynnas av stora hyggen och täta planteringar (Skogsstyrelsen, 2016).</w:t>
       </w:r>
     </w:p>
     <w:p>
       <w:r>
-        <w:t>Arten har stora revir och höga krav när det gäller förekomst av lövskog på landskapsnivå. För att häcka framgångsrikt behöver ett par cirka 40 ha äldre lövdominerad skog inom ett område på upp till 200 ha. Under vintern utsträcks födosöket till ett större område på flera hundra hektar, men varje individ återvänder till samma natthål kväll efter kväll. Arten häckar i murkna lövträdsstammar eller stubbar (oftast klibbal eller björk), vanligen 3–7 meter över marken. Ett nytt bohål hackas ut varje vår (Skogsstyrelsen, 2016 &amp; SLU Artdatabanken, 2021).</w:t>
+        <w:t>Boet läggs inne i tät, oftast äldre skog. Kantzoner mot öppen mark undviks och duvhöken är därför känsligare för slutavverkning än flera andra rovfåglar. Boträdet måste vara grovgrenigt och är oftast en äldre gran eller tall, i sydligaste Sverige är bok vanligt. Duvhöken är beroende av insynsskyddade boplatser. Friställande av boträd eller avverkning så att boplatsen är exponerad mot öppen mark, medför att platsen överges. Samma bo kan användas flera år i rad, men likt andra rovfåglar har den normalt ett eller flera alternativa bon (Skogsstyrelsen, 2016). Eftersom duvhöken helst häckar i gammal skog, är dess häckningsplatser i princip alltid mer eller mindre hotade av skogsbruk och avverkningar (SLU Artdatabanken, 2026).</w:t>
       </w:r>
     </w:p>
     <w:p>
       <w:r>
-        <w:t>Den mindre hackspetten missgynnas av gallring i löv- och blandskogar, om lövträd tas bort. Vidare så missgynnas arten starkt genom avverkning av äldre lövträd, dränering och avverkning av al- och björkkärr, röjning eller gallring av täta strandskogar, alkärr samt borttagande av murkna träd och grenar. Nedhuggning av äldre hagmarksbjörkar och alar är också negativt. Arten hotas dessutom av biobränsleuttag i gamla inägomarker och andra lövskogar (Skogsstyrelsen, 2016 &amp; SLU Artdatabanken, 2021).</w:t>
+        <w:t>Den viktigaste begränsande faktorn för duvhökspopulationen i stort är födan och ett allvarligare problem är därför den av skogsbruket orsakade storskaliga omvandlingen och utarmningen av skogslandskapet, som kan påverka såväl duvhökens möjlighet att jaga som förekomsten av viktiga byten. Duvhökens jaktteknik gör den beroende av landskapets utformning och sammansättning och dess preferens för gammal skog tyder på att den är anpassad till att jaga i skog som är “lagom” tät. I öppnare biotoper, till exempel hyggen, kommer dess jaktteknik inte till sin rätt och i tätare biotoper, t.ex. ungskogar, har den relativt stora duvhöken svårt att manövrera (SLU Artdatabanken, 2026).</w:t>
       </w:r>
     </w:p>
     <w:p>
@@ -788,6 +887,79 @@
         <w:pStyle w:val="Heading2"/>
       </w:pPr>
       <w:r>
+        <w:t>Referenser – duvhök</w:t>
+      </w:r>
+    </w:p>
+    <w:p>
+      <w:r>
+        <w:t xml:space="preserve">Skogsstyrelsen, 2016. </w:t>
+      </w:r>
+      <w:r>
+        <w:rPr>
+          <w:i/>
+        </w:rPr>
+        <w:t xml:space="preserve">Duvhök – Vägledning för hänsyn till fåglar. </w:t>
+      </w:r>
+      <w:r>
+        <w:t>https://www.skogsstyrelsen.se/globalassets/lag-och-tillsyn/artskydd/vagledningar-for-hansyn-till-faglar/duvhok-vagledning-hansyn2.pdf</w:t>
+      </w:r>
+    </w:p>
+    <w:p>
+      <w:r>
+        <w:t xml:space="preserve">SLU Artdatabanken, 2026. </w:t>
+      </w:r>
+      <w:r>
+        <w:rPr>
+          <w:i/>
+        </w:rPr>
+        <w:t xml:space="preserve">Artfaktablad. Naturvård – artfakta. </w:t>
+      </w:r>
+      <w:r>
+        <w:t>SLU Artdatabanken, Uppsala</w:t>
+      </w:r>
+    </w:p>
+    <w:p>
+      <w:pPr>
+        <w:pStyle w:val="Heading1"/>
+      </w:pPr>
+      <w:r>
+        <w:t>Mindre hackspett – ekologi samt krav på livsmiljön</w:t>
+      </w:r>
+    </w:p>
+    <w:p>
+      <w:r>
+        <w:t xml:space="preserve">Mindre hackspett (NT) är rödlistad som nära hotad, fridlyst och prioriterad art i Skogsvårdslagen. Den är typisk art för </w:t>
+      </w:r>
+      <w:r>
+        <w:rPr>
+          <w:i/>
+        </w:rPr>
+        <w:t>9010 Taiga, 9750 Svämlövskog, 9080 Lövsumpskog, 9030 Landhöjningsskog och 9040 Fjällbjörkskog</w:t>
+      </w:r>
+      <w:r>
+        <w:t>. Minskningstakten har uppgått till 25 (10–40) % under de senaste 15 åren och bedöms vara nära gränsvärdet för Sårbar (VU). (A2bc). (SLU Artdatabanken 2021).</w:t>
+      </w:r>
+    </w:p>
+    <w:p>
+      <w:r>
+        <w:t>Den mindre hackspetten lever i löv- och blandskog med förekomst av äldre lövträd, gärna ädellövträd i södra Sverige. Norrut förekommer arten i gamla löv- och blandskogar med al, björk och asp. Ett mycket glest bestånd förekommer i fjällbjörkskogen. Under vintern kan födosök ske även i äldre grandominerad skog, troligen för att den ger bättre skydd mot rovdjur och rovfåglar än ren lövskog. (SLU Artdatabanken, 2021).</w:t>
+      </w:r>
+    </w:p>
+    <w:p>
+      <w:r>
+        <w:t>Arten har stora revir och höga krav när det gäller förekomst av lövskog på landskapsnivå. För att häcka framgångsrikt behöver ett par cirka 40 ha äldre lövdominerad skog inom ett område på upp till 200 ha. Under vintern utsträcks födosöket till ett större område på flera hundra hektar, men varje individ återvänder till samma natthål kväll efter kväll. Arten häckar i murkna lövträdsstammar eller stubbar (oftast klibbal eller björk), vanligen 3–7 meter över marken. Ett nytt bohål hackas ut varje vår (Skogsstyrelsen, 2016 &amp; SLU Artdatabanken, 2021).</w:t>
+      </w:r>
+    </w:p>
+    <w:p>
+      <w:r>
+        <w:t>Den mindre hackspetten missgynnas av gallring i löv- och blandskogar, om lövträd tas bort. Vidare så missgynnas arten starkt genom avverkning av äldre lövträd, dränering och avverkning av al- och björkkärr, röjning eller gallring av täta strandskogar, alkärr samt borttagande av murkna träd och grenar. Nedhuggning av äldre hagmarksbjörkar och alar är också negativt. Arten hotas dessutom av biobränsleuttag i gamla inägomarker och andra lövskogar (Skogsstyrelsen, 2016 &amp; SLU Artdatabanken, 2021).</w:t>
+      </w:r>
+    </w:p>
+    <w:p>
+      <w:pPr>
+        <w:pStyle w:val="Heading2"/>
+      </w:pPr>
+      <w:r>
         <w:t>Referenser – mindre hackspett</w:t>
       </w:r>
     </w:p>
@@ -817,6 +989,65 @@
       </w:r>
       <w:r>
         <w:t>SLU Artdatabanken, Uppsala</w:t>
+      </w:r>
+    </w:p>
+    <w:p>
+      <w:pPr>
+        <w:pStyle w:val="Heading1"/>
+      </w:pPr>
+      <w:r>
+        <w:t>Nordfladdermus – ekologi samt krav på livsmiljön</w:t>
+      </w:r>
+    </w:p>
+    <w:p>
+      <w:r>
+        <w:t>Nordfladdermus (NT, §4a) omfattas av bilaga 4 EU:s art- och habitatdirektiv vilket innebär ett strikt skydd för arten och dess livsmiljöer. Arten har minskat med 27,5 (5–50) % under de senaste 21 åren och minskningstakten för den svenska populationen bedöms vara nära gränsvärdet för Sårbar (VU). (A2bc) (SLU Artdatabanken, 2024).</w:t>
+      </w:r>
+    </w:p>
+    <w:p>
+      <w:r>
+        <w:t>Nordfladdermus föredrar variationsrik skog med förekomst av sjöar, vattendrag och våtmarker och hittas framförallt i halvöppna miljöer som trädbärande beteshagar och i kantzoner mellan skog och odlingsmark. Den undviker stora öppna områden som stora hyggen och större sammanhängande planteringar vilket minskar längden bryn och landskapets heterogenitet och därmed födotillgången och mängden lämpliga jaktplatser. Skogsbruksåtgärder som leder till minskad förekomst av äldre, gles skog och då särskilt tillgång på hålträd och träd med löst sittande bark kan leda till brist på koloniplatser och viloplatser (SLU Artdatabanken, 2024; Skogsstyrelsen, 2016).</w:t>
+      </w:r>
+    </w:p>
+    <w:p>
+      <w:r>
+        <w:t>Fladdermöss är beroende av hänsyn på landskapsnivå och det är viktigt att alla typer av vatten och våtmarker samt fuktiga skogspartier återställs och bevaras. Sväm- och sumpskog ska alltid sparas, och äldre lövmiljöer bör alltid sparas för födosök, koloniplatser och viloplatser. Utöver kantzoner mot vatten och våtmarker bör tillräckligt breda skyddszoner av uppväxt skog sparas för att skapa och bevara vindskyddade födosöksmiljöer. Genom att binda samman befintliga skogsbestånd med korridorer av uppvuxen skog skapas ett fladdermusvänligt landskap (SLU Artdatabanken, 2024; Skogsstyrelsen, 2016).</w:t>
+      </w:r>
+    </w:p>
+    <w:p>
+      <w:pPr>
+        <w:pStyle w:val="Heading2"/>
+      </w:pPr>
+      <w:r>
+        <w:t>Referenser – nordfladdermus</w:t>
+      </w:r>
+    </w:p>
+    <w:p>
+      <w:r>
+        <w:t xml:space="preserve">Skogsstyrelsen, 2016. </w:t>
+      </w:r>
+      <w:r>
+        <w:rPr>
+          <w:i/>
+        </w:rPr>
+        <w:t xml:space="preserve">Vägledning för hänsyn till nordfladdermus. </w:t>
+      </w:r>
+      <w:r>
+        <w:t>Vägledningar och kunskapsstöd artskydd - Skogsstyrelsen</w:t>
+      </w:r>
+    </w:p>
+    <w:p>
+      <w:r>
+        <w:t>SLU Artdatabanken, 2024.</w:t>
+      </w:r>
+      <w:r>
+        <w:rPr>
+          <w:i/>
+        </w:rPr>
+        <w:t xml:space="preserve">  Artfakta: nordfladdermus (Eptesicus nilssonii). </w:t>
+      </w:r>
+      <w:r>
+        <w:t>https://artfakta.se/taxa/205998</w:t>
       </w:r>
     </w:p>
     <w:p>
@@ -1197,7 +1428,7 @@
     <w:r>
       <w:tab/>
       <w:tab/>
-      <w:t>2026-09-30</w:t>
+      <w:t>2026-10-01</w:t>
       <w:br/>
       <w:br/>
     </w:r>

--- a/klagomål/A 63185-2025 FSC-klagomål.docx
+++ b/klagomål/A 63185-2025 FSC-klagomål.docx
@@ -1428,7 +1428,7 @@
     <w:r>
       <w:tab/>
       <w:tab/>
-      <w:t>2026-10-01</w:t>
+      <w:t>2026-10-02</w:t>
       <w:br/>
       <w:br/>
     </w:r>

--- a/klagomål/A 63185-2025 FSC-klagomål.docx
+++ b/klagomål/A 63185-2025 FSC-klagomål.docx
@@ -1428,7 +1428,7 @@
     <w:r>
       <w:tab/>
       <w:tab/>
-      <w:t>2026-10-02</w:t>
+      <w:t>2026-10-03</w:t>
       <w:br/>
       <w:br/>
     </w:r>

--- a/klagomål/A 63185-2025 FSC-klagomål.docx
+++ b/klagomål/A 63185-2025 FSC-klagomål.docx
@@ -1428,7 +1428,7 @@
     <w:r>
       <w:tab/>
       <w:tab/>
-      <w:t>2026-10-03</w:t>
+      <w:t>2026-10-04</w:t>
       <w:br/>
       <w:br/>
     </w:r>

--- a/klagomål/A 63185-2025 FSC-klagomål.docx
+++ b/klagomål/A 63185-2025 FSC-klagomål.docx
@@ -1428,7 +1428,7 @@
     <w:r>
       <w:tab/>
       <w:tab/>
-      <w:t>2026-10-04</w:t>
+      <w:t>2026-10-05</w:t>
       <w:br/>
       <w:br/>
     </w:r>

--- a/klagomål/A 63185-2025 FSC-klagomål.docx
+++ b/klagomål/A 63185-2025 FSC-klagomål.docx
@@ -1428,7 +1428,7 @@
     <w:r>
       <w:tab/>
       <w:tab/>
-      <w:t>2026-10-05</w:t>
+      <w:t>2026-10-06</w:t>
       <w:br/>
       <w:br/>
     </w:r>

--- a/klagomål/A 63185-2025 FSC-klagomål.docx
+++ b/klagomål/A 63185-2025 FSC-klagomål.docx
@@ -1428,7 +1428,7 @@
     <w:r>
       <w:tab/>
       <w:tab/>
-      <w:t>2026-10-06</w:t>
+      <w:t>2026-10-07</w:t>
       <w:br/>
       <w:br/>
     </w:r>

--- a/klagomål/A 63185-2025 FSC-klagomål.docx
+++ b/klagomål/A 63185-2025 FSC-klagomål.docx
@@ -1428,7 +1428,7 @@
     <w:r>
       <w:tab/>
       <w:tab/>
-      <w:t>2026-10-07</w:t>
+      <w:t>2026-10-08</w:t>
       <w:br/>
       <w:br/>
     </w:r>

--- a/klagomål/A 63185-2025 FSC-klagomål.docx
+++ b/klagomål/A 63185-2025 FSC-klagomål.docx
@@ -1428,7 +1428,7 @@
     <w:r>
       <w:tab/>
       <w:tab/>
-      <w:t>2026-10-08</w:t>
+      <w:t>2026-10-09</w:t>
       <w:br/>
       <w:br/>
     </w:r>

--- a/klagomål/A 63185-2025 FSC-klagomål.docx
+++ b/klagomål/A 63185-2025 FSC-klagomål.docx
@@ -1428,7 +1428,7 @@
     <w:r>
       <w:tab/>
       <w:tab/>
-      <w:t>2026-10-09</w:t>
+      <w:t>2026-10-10</w:t>
       <w:br/>
       <w:br/>
     </w:r>

--- a/klagomål/A 63185-2025 FSC-klagomål.docx
+++ b/klagomål/A 63185-2025 FSC-klagomål.docx
@@ -1428,7 +1428,7 @@
     <w:r>
       <w:tab/>
       <w:tab/>
-      <w:t>2026-10-10</w:t>
+      <w:t>2026-10-11</w:t>
       <w:br/>
       <w:br/>
     </w:r>

--- a/klagomål/A 63185-2025 FSC-klagomål.docx
+++ b/klagomål/A 63185-2025 FSC-klagomål.docx
@@ -1428,7 +1428,7 @@
     <w:r>
       <w:tab/>
       <w:tab/>
-      <w:t>2026-10-11</w:t>
+      <w:t>2026-10-12</w:t>
       <w:br/>
       <w:br/>
     </w:r>

--- a/klagomål/A 63185-2025 FSC-klagomål.docx
+++ b/klagomål/A 63185-2025 FSC-klagomål.docx
@@ -1428,7 +1428,7 @@
     <w:r>
       <w:tab/>
       <w:tab/>
-      <w:t>2026-10-12</w:t>
+      <w:t>2026-10-13</w:t>
       <w:br/>
       <w:br/>
     </w:r>

--- a/klagomål/A 63185-2025 FSC-klagomål.docx
+++ b/klagomål/A 63185-2025 FSC-klagomål.docx
@@ -1428,7 +1428,7 @@
     <w:r>
       <w:tab/>
       <w:tab/>
-      <w:t>2026-10-13</w:t>
+      <w:t>2026-10-14</w:t>
       <w:br/>
       <w:br/>
     </w:r>

--- a/klagomål/A 63185-2025 FSC-klagomål.docx
+++ b/klagomål/A 63185-2025 FSC-klagomål.docx
@@ -1428,7 +1428,7 @@
     <w:r>
       <w:tab/>
       <w:tab/>
-      <w:t>2026-10-14</w:t>
+      <w:t>2026-10-15</w:t>
       <w:br/>
       <w:br/>
     </w:r>

--- a/klagomål/A 63185-2025 FSC-klagomål.docx
+++ b/klagomål/A 63185-2025 FSC-klagomål.docx
@@ -1428,7 +1428,7 @@
     <w:r>
       <w:tab/>
       <w:tab/>
-      <w:t>2026-10-15</w:t>
+      <w:t>2026-10-16</w:t>
       <w:br/>
       <w:br/>
     </w:r>

--- a/klagomål/A 63185-2025 FSC-klagomål.docx
+++ b/klagomål/A 63185-2025 FSC-klagomål.docx
@@ -1428,7 +1428,7 @@
     <w:r>
       <w:tab/>
       <w:tab/>
-      <w:t>2026-10-16</w:t>
+      <w:t>2026-10-17</w:t>
       <w:br/>
       <w:br/>
     </w:r>

--- a/klagomål/A 63185-2025 FSC-klagomål.docx
+++ b/klagomål/A 63185-2025 FSC-klagomål.docx
@@ -1428,7 +1428,7 @@
     <w:r>
       <w:tab/>
       <w:tab/>
-      <w:t>2026-10-17</w:t>
+      <w:t>2026-10-18</w:t>
       <w:br/>
       <w:br/>
     </w:r>

--- a/klagomål/A 63185-2025 FSC-klagomål.docx
+++ b/klagomål/A 63185-2025 FSC-klagomål.docx
@@ -1428,7 +1428,7 @@
     <w:r>
       <w:tab/>
       <w:tab/>
-      <w:t>2026-10-18</w:t>
+      <w:t>2026-10-19</w:t>
       <w:br/>
       <w:br/>
     </w:r>

--- a/klagomål/A 63185-2025 FSC-klagomål.docx
+++ b/klagomål/A 63185-2025 FSC-klagomål.docx
@@ -1428,7 +1428,7 @@
     <w:r>
       <w:tab/>
       <w:tab/>
-      <w:t>2026-10-19</w:t>
+      <w:t>2026-10-20</w:t>
       <w:br/>
       <w:br/>
     </w:r>

--- a/klagomål/A 63185-2025 FSC-klagomål.docx
+++ b/klagomål/A 63185-2025 FSC-klagomål.docx
@@ -1428,7 +1428,7 @@
     <w:r>
       <w:tab/>
       <w:tab/>
-      <w:t>2026-10-20</w:t>
+      <w:t>2026-10-21</w:t>
       <w:br/>
       <w:br/>
     </w:r>

--- a/klagomål/A 63185-2025 FSC-klagomål.docx
+++ b/klagomål/A 63185-2025 FSC-klagomål.docx
@@ -1428,7 +1428,7 @@
     <w:r>
       <w:tab/>
       <w:tab/>
-      <w:t>2026-10-21</w:t>
+      <w:t>2026-10-22</w:t>
       <w:br/>
       <w:br/>
     </w:r>

--- a/klagomål/A 63185-2025 FSC-klagomål.docx
+++ b/klagomål/A 63185-2025 FSC-klagomål.docx
@@ -1428,7 +1428,7 @@
     <w:r>
       <w:tab/>
       <w:tab/>
-      <w:t>2026-10-22</w:t>
+      <w:t>2026-10-23</w:t>
       <w:br/>
       <w:br/>
     </w:r>

--- a/klagomål/A 63185-2025 FSC-klagomål.docx
+++ b/klagomål/A 63185-2025 FSC-klagomål.docx
@@ -1428,7 +1428,7 @@
     <w:r>
       <w:tab/>
       <w:tab/>
-      <w:t>2026-10-23</w:t>
+      <w:t>2026-10-24</w:t>
       <w:br/>
       <w:br/>
     </w:r>

--- a/klagomål/A 63185-2025 FSC-klagomål.docx
+++ b/klagomål/A 63185-2025 FSC-klagomål.docx
@@ -1428,7 +1428,7 @@
     <w:r>
       <w:tab/>
       <w:tab/>
-      <w:t>2026-10-24</w:t>
+      <w:t>2026-10-25</w:t>
       <w:br/>
       <w:br/>
     </w:r>

--- a/klagomål/A 63185-2025 FSC-klagomål.docx
+++ b/klagomål/A 63185-2025 FSC-klagomål.docx
@@ -1428,7 +1428,7 @@
     <w:r>
       <w:tab/>
       <w:tab/>
-      <w:t>2026-10-25</w:t>
+      <w:t>2026-10-26</w:t>
       <w:br/>
       <w:br/>
     </w:r>

--- a/klagomål/A 63185-2025 FSC-klagomål.docx
+++ b/klagomål/A 63185-2025 FSC-klagomål.docx
@@ -1428,7 +1428,7 @@
     <w:r>
       <w:tab/>
       <w:tab/>
-      <w:t>2026-10-26</w:t>
+      <w:t>2026-10-27</w:t>
       <w:br/>
       <w:br/>
     </w:r>

--- a/klagomål/A 63185-2025 FSC-klagomål.docx
+++ b/klagomål/A 63185-2025 FSC-klagomål.docx
@@ -1428,7 +1428,7 @@
     <w:r>
       <w:tab/>
       <w:tab/>
-      <w:t>2026-10-27</w:t>
+      <w:t>2026-10-28</w:t>
       <w:br/>
       <w:br/>
     </w:r>

--- a/klagomål/A 63185-2025 FSC-klagomål.docx
+++ b/klagomål/A 63185-2025 FSC-klagomål.docx
@@ -1428,7 +1428,7 @@
     <w:r>
       <w:tab/>
       <w:tab/>
-      <w:t>2026-10-28</w:t>
+      <w:t>2026-10-29</w:t>
       <w:br/>
       <w:br/>
     </w:r>

--- a/klagomål/A 63185-2025 FSC-klagomål.docx
+++ b/klagomål/A 63185-2025 FSC-klagomål.docx
@@ -1428,7 +1428,7 @@
     <w:r>
       <w:tab/>
       <w:tab/>
-      <w:t>2026-10-29</w:t>
+      <w:t>2026-10-31</w:t>
       <w:br/>
       <w:br/>
     </w:r>
